--- a/src/booq_document_factory/templates/docx/KW_OSOB.docx
+++ b/src/booq_document_factory/templates/docx/KW_OSOB.docx
@@ -102,7 +102,7 @@
         <w:rPr>
           <w:sz w:val="24"/>
         </w:rPr>
-        <w:t>employeeFirstName</w:t>
+        <w:t>pracImie</w:t>
       </w:r>
       <w:proofErr w:type="spellEnd"/>
       <w:proofErr w:type="gramEnd"/>
@@ -124,7 +124,7 @@
         <w:rPr>
           <w:sz w:val="24"/>
         </w:rPr>
-        <w:t>employeeLastName</w:t>
+        <w:t>pracNazwisko</w:t>
       </w:r>
       <w:proofErr w:type="spellEnd"/>
       <w:proofErr w:type="gramEnd"/>
@@ -181,7 +181,7 @@
         <w:rPr>
           <w:sz w:val="24"/>
         </w:rPr>
-        <w:t>employeeAddress</w:t>
+        <w:t>pracUlica</w:t>
       </w:r>
       <w:proofErr w:type="spellEnd"/>
       <w:proofErr w:type="gramEnd"/>
@@ -189,7 +189,41 @@
         <w:rPr>
           <w:sz w:val="24"/>
         </w:rPr>
-        <w:t xml:space="preserve"> }}, {{</w:t>
+        <w:t xml:space="preserve"> }}</w:t>
+      </w:r>
+      <w:r>
+        <w:rPr>
+          <w:sz w:val="24"/>
+        </w:rPr>
+        <w:t xml:space="preserve"> </w:t>
+      </w:r>
+      <w:proofErr w:type="gramStart"/>
+      <w:r>
+        <w:rPr>
+          <w:sz w:val="24"/>
+        </w:rPr>
+        <w:t xml:space="preserve">{{ </w:t>
+      </w:r>
+      <w:proofErr w:type="spellStart"/>
+      <w:r>
+        <w:rPr>
+          <w:sz w:val="24"/>
+        </w:rPr>
+        <w:t>pracNrDomu</w:t>
+      </w:r>
+      <w:proofErr w:type="spellEnd"/>
+      <w:proofErr w:type="gramEnd"/>
+      <w:r>
+        <w:rPr>
+          <w:sz w:val="24"/>
+        </w:rPr>
+        <w:t xml:space="preserve"> }}</w:t>
+      </w:r>
+      <w:r>
+        <w:rPr>
+          <w:sz w:val="24"/>
+        </w:rPr>
+        <w:t>, {{</w:t>
       </w:r>
       <w:proofErr w:type="spellStart"/>
       <w:proofErr w:type="gramStart"/>
@@ -197,7 +231,7 @@
         <w:rPr>
           <w:sz w:val="24"/>
         </w:rPr>
-        <w:t>employeePostalCode</w:t>
+        <w:t>pracKodPoczt</w:t>
       </w:r>
       <w:proofErr w:type="spellEnd"/>
       <w:r>
@@ -217,7 +251,7 @@
         <w:rPr>
           <w:sz w:val="24"/>
         </w:rPr>
-        <w:t>employeeCity</w:t>
+        <w:t>pracMiasto</w:t>
       </w:r>
       <w:proofErr w:type="spellEnd"/>
       <w:proofErr w:type="gramEnd"/>
@@ -287,7 +321,7 @@
         <w:rPr>
           <w:sz w:val="24"/>
         </w:rPr>
-        <w:t>employeePesel</w:t>
+        <w:t>pracPesel</w:t>
       </w:r>
       <w:proofErr w:type="spellEnd"/>
       <w:proofErr w:type="gramEnd"/>
